--- a/Application-List-Operator-Reference.docx
+++ b/Application-List-Operator-Reference.docx
@@ -35,7 +35,7 @@
     </w:p>
     <w:p>
       <w:pPr>
-        <w:spacing w:after="60" w:line="276"/>
+        <w:spacing w:after="90" w:line="276"/>
       </w:pPr>
       <w:r>
         <w:rPr>
@@ -44,6 +44,55 @@
           <w:szCs w:val="22"/>
         </w:rPr>
         <w:t xml:space="preserve">Routes, parameters and the commands for running it. For whoever maintains the tool — technicians need the separate one-page guide, not this.</w:t>
+      </w:r>
+    </w:p>
+    <w:p>
+      <w:pPr>
+        <w:spacing w:after="60" w:line="276"/>
+      </w:pPr>
+      <w:r>
+        <w:rPr>
+          <w:color w:val="5A6472"/>
+          <w:sz w:val="20"/>
+          <w:szCs w:val="20"/>
+        </w:rPr>
+        <w:t xml:space="preserve">Author </w:t>
+      </w:r>
+      <w:r>
+        <w:rPr>
+          <w:b/>
+          <w:bCs/>
+          <w:color w:val="5A6472"/>
+          <w:sz w:val="20"/>
+          <w:szCs w:val="20"/>
+        </w:rPr>
+        <w:t xml:space="preserve">[Your Name]</w:t>
+      </w:r>
+      <w:r>
+        <w:rPr>
+          <w:color w:val="5A6472"/>
+          <w:sz w:val="20"/>
+          <w:szCs w:val="20"/>
+        </w:rPr>
+        <w:t xml:space="preserve">  ·  Department </w:t>
+      </w:r>
+      <w:r>
+        <w:rPr>
+          <w:b/>
+          <w:bCs/>
+          <w:color w:val="5A6472"/>
+          <w:sz w:val="20"/>
+          <w:szCs w:val="20"/>
+        </w:rPr>
+        <w:t xml:space="preserve">[Department]</w:t>
+      </w:r>
+      <w:r>
+        <w:rPr>
+          <w:color w:val="5A6472"/>
+          <w:sz w:val="20"/>
+          <w:szCs w:val="20"/>
+        </w:rPr>
+        <w:t xml:space="preserve">  ·  September 2026</w:t>
       </w:r>
     </w:p>
     <w:p>

--- a/Application-List-Operator-Reference.docx
+++ b/Application-List-Operator-Reference.docx
@@ -35,7 +35,7 @@
     </w:p>
     <w:p>
       <w:pPr>
-        <w:spacing w:after="90" w:line="276"/>
+        <w:spacing w:after="60" w:line="276"/>
       </w:pPr>
       <w:r>
         <w:rPr>
@@ -44,55 +44,6 @@
           <w:szCs w:val="22"/>
         </w:rPr>
         <w:t xml:space="preserve">Routes, parameters and the commands for running it. For whoever maintains the tool — technicians need the separate one-page guide, not this.</w:t>
-      </w:r>
-    </w:p>
-    <w:p>
-      <w:pPr>
-        <w:spacing w:after="60" w:line="276"/>
-      </w:pPr>
-      <w:r>
-        <w:rPr>
-          <w:color w:val="5A6472"/>
-          <w:sz w:val="20"/>
-          <w:szCs w:val="20"/>
-        </w:rPr>
-        <w:t xml:space="preserve">Author </w:t>
-      </w:r>
-      <w:r>
-        <w:rPr>
-          <w:b/>
-          <w:bCs/>
-          <w:color w:val="5A6472"/>
-          <w:sz w:val="20"/>
-          <w:szCs w:val="20"/>
-        </w:rPr>
-        <w:t xml:space="preserve">[Your Name]</w:t>
-      </w:r>
-      <w:r>
-        <w:rPr>
-          <w:color w:val="5A6472"/>
-          <w:sz w:val="20"/>
-          <w:szCs w:val="20"/>
-        </w:rPr>
-        <w:t xml:space="preserve">  ·  Department </w:t>
-      </w:r>
-      <w:r>
-        <w:rPr>
-          <w:b/>
-          <w:bCs/>
-          <w:color w:val="5A6472"/>
-          <w:sz w:val="20"/>
-          <w:szCs w:val="20"/>
-        </w:rPr>
-        <w:t xml:space="preserve">[Department]</w:t>
-      </w:r>
-      <w:r>
-        <w:rPr>
-          <w:color w:val="5A6472"/>
-          <w:sz w:val="20"/>
-          <w:szCs w:val="20"/>
-        </w:rPr>
-        <w:t xml:space="preserve">  ·  September 2026</w:t>
       </w:r>
     </w:p>
     <w:p>

--- a/Application-List-Operator-Reference.docx
+++ b/Application-List-Operator-Reference.docx
@@ -35,7 +35,7 @@
     </w:p>
     <w:p>
       <w:pPr>
-        <w:spacing w:after="60" w:line="276"/>
+        <w:spacing w:after="90" w:line="276"/>
       </w:pPr>
       <w:r>
         <w:rPr>
@@ -44,6 +44,55 @@
           <w:szCs w:val="22"/>
         </w:rPr>
         <w:t xml:space="preserve">Routes, parameters and the commands for running it. For whoever maintains the tool — technicians need the separate one-page guide, not this.</w:t>
+      </w:r>
+    </w:p>
+    <w:p>
+      <w:pPr>
+        <w:spacing w:after="60" w:line="276"/>
+      </w:pPr>
+      <w:r>
+        <w:rPr>
+          <w:color w:val="5A6472"/>
+          <w:sz w:val="20"/>
+          <w:szCs w:val="20"/>
+        </w:rPr>
+        <w:t xml:space="preserve">Author </w:t>
+      </w:r>
+      <w:r>
+        <w:rPr>
+          <w:b/>
+          <w:bCs/>
+          <w:color w:val="5A6472"/>
+          <w:sz w:val="20"/>
+          <w:szCs w:val="20"/>
+        </w:rPr>
+        <w:t xml:space="preserve">[Your Name]</w:t>
+      </w:r>
+      <w:r>
+        <w:rPr>
+          <w:color w:val="5A6472"/>
+          <w:sz w:val="20"/>
+          <w:szCs w:val="20"/>
+        </w:rPr>
+        <w:t xml:space="preserve">  ·  Department </w:t>
+      </w:r>
+      <w:r>
+        <w:rPr>
+          <w:b/>
+          <w:bCs/>
+          <w:color w:val="5A6472"/>
+          <w:sz w:val="20"/>
+          <w:szCs w:val="20"/>
+        </w:rPr>
+        <w:t xml:space="preserve">[Department]</w:t>
+      </w:r>
+      <w:r>
+        <w:rPr>
+          <w:color w:val="5A6472"/>
+          <w:sz w:val="20"/>
+          <w:szCs w:val="20"/>
+        </w:rPr>
+        <w:t xml:space="preserve">  ·  September 2026</w:t>
       </w:r>
     </w:p>
     <w:p>
@@ -67,7 +116,7 @@
           <w:sz w:val="28"/>
           <w:szCs w:val="28"/>
         </w:rPr>
-        <w:t xml:space="preserve">The three routes</w:t>
+        <w:t xml:space="preserve">The routes</w:t>
       </w:r>
     </w:p>
     <w:p>
@@ -328,7 +377,65 @@
                 <w:sz w:val="19"/>
                 <w:szCs w:val="19"/>
               </w:rPr>
-              <w:t xml:space="preserve">The lookup. Returns the printable sheet on success. This is the only route that reaches the Absolute API.</w:t>
+              <w:t xml:space="preserve">The lookup. Returns the sheet on success. Reaches the Absolute API.</w:t>
+            </w:r>
+          </w:p>
+        </w:tc>
+      </w:tr>
+      <w:tr>
+        <w:trPr>
+          <w:tblHeader w:val="false"/>
+        </w:trPr>
+        <w:tc>
+          <w:tcPr>
+            <w:tcW w:type="dxa" w:w="2540"/>
+            <w:tcMar>
+              <w:top w:type="dxa" w:w="80"/>
+              <w:left w:type="dxa" w:w="120"/>
+              <w:bottom w:type="dxa" w:w="80"/>
+              <w:right w:type="dxa" w:w="120"/>
+            </w:tcMar>
+          </w:tcPr>
+          <w:p>
+            <w:pPr>
+              <w:spacing w:after="0" w:line="258"/>
+            </w:pPr>
+            <w:r>
+              <w:rPr>
+                <w:rFonts w:ascii="Consolas" w:cs="Consolas" w:eastAsia="Consolas" w:hAnsi="Consolas"/>
+                <w:b w:val="false"/>
+                <w:bCs w:val="false"/>
+                <w:color w:val="1A1D26"/>
+                <w:sz w:val="17"/>
+                <w:szCs w:val="17"/>
+              </w:rPr>
+              <w:t xml:space="preserve">/appfilter/download?serial=XXXX</w:t>
+            </w:r>
+          </w:p>
+        </w:tc>
+        <w:tc>
+          <w:tcPr>
+            <w:tcW w:type="dxa" w:w="6820"/>
+            <w:tcMar>
+              <w:top w:type="dxa" w:w="80"/>
+              <w:left w:type="dxa" w:w="120"/>
+              <w:bottom w:type="dxa" w:w="80"/>
+              <w:right w:type="dxa" w:w="120"/>
+            </w:tcMar>
+          </w:tcPr>
+          <w:p>
+            <w:pPr>
+              <w:spacing w:after="0" w:line="258"/>
+            </w:pPr>
+            <w:r>
+              <w:rPr>
+                <w:b w:val="false"/>
+                <w:bCs w:val="false"/>
+                <w:color w:val="1A1D26"/>
+                <w:sz w:val="19"/>
+                <w:szCs w:val="19"/>
+              </w:rPr>
+              <w:t xml:space="preserve">The same lookup again, returned as a PDF attachment named &lt;serial&gt;-InstallList.pdf. Runs the lookup a second time rather than caching, so it also reaches the API.</w:t>
             </w:r>
           </w:p>
         </w:tc>

--- a/Application-List-Operator-Reference.docx
+++ b/Application-List-Operator-Reference.docx
@@ -377,7 +377,7 @@
                 <w:sz w:val="19"/>
                 <w:szCs w:val="19"/>
               </w:rPr>
-              <w:t xml:space="preserve">The lookup. Returns the sheet on success. Reaches the Absolute API.</w:t>
+              <w:t xml:space="preserve">The lookup. Returns the printable sheet on success. Reaches the Absolute API.</w:t>
             </w:r>
           </w:p>
         </w:tc>
@@ -435,7 +435,7 @@
                 <w:sz w:val="19"/>
                 <w:szCs w:val="19"/>
               </w:rPr>
-              <w:t xml:space="preserve">The same lookup again, returned as a PDF attachment named &lt;serial&gt;-InstallList.pdf. Runs the lookup a second time rather than caching, so it also reaches the API.</w:t>
+              <w:t xml:space="preserve">The same lookup again as a PDF attachment. Served, but nothing on the page links to it — the sheet offers Print instead. One argument in the server re-links it.</w:t>
             </w:r>
           </w:p>
         </w:tc>

--- a/Application-List-Operator-Reference.docx
+++ b/Application-List-Operator-Reference.docx
@@ -116,7 +116,7 @@
           <w:sz w:val="28"/>
           <w:szCs w:val="28"/>
         </w:rPr>
-        <w:t xml:space="preserve">The routes</w:t>
+        <w:t xml:space="preserve">The three routes</w:t>
       </w:r>
     </w:p>
     <w:p>
@@ -377,65 +377,7 @@
                 <w:sz w:val="19"/>
                 <w:szCs w:val="19"/>
               </w:rPr>
-              <w:t xml:space="preserve">The lookup. Returns the printable sheet on success. Reaches the Absolute API.</w:t>
-            </w:r>
-          </w:p>
-        </w:tc>
-      </w:tr>
-      <w:tr>
-        <w:trPr>
-          <w:tblHeader w:val="false"/>
-        </w:trPr>
-        <w:tc>
-          <w:tcPr>
-            <w:tcW w:type="dxa" w:w="2540"/>
-            <w:tcMar>
-              <w:top w:type="dxa" w:w="80"/>
-              <w:left w:type="dxa" w:w="120"/>
-              <w:bottom w:type="dxa" w:w="80"/>
-              <w:right w:type="dxa" w:w="120"/>
-            </w:tcMar>
-          </w:tcPr>
-          <w:p>
-            <w:pPr>
-              <w:spacing w:after="0" w:line="258"/>
-            </w:pPr>
-            <w:r>
-              <w:rPr>
-                <w:rFonts w:ascii="Consolas" w:cs="Consolas" w:eastAsia="Consolas" w:hAnsi="Consolas"/>
-                <w:b w:val="false"/>
-                <w:bCs w:val="false"/>
-                <w:color w:val="1A1D26"/>
-                <w:sz w:val="17"/>
-                <w:szCs w:val="17"/>
-              </w:rPr>
-              <w:t xml:space="preserve">/appfilter/download?serial=XXXX</w:t>
-            </w:r>
-          </w:p>
-        </w:tc>
-        <w:tc>
-          <w:tcPr>
-            <w:tcW w:type="dxa" w:w="6820"/>
-            <w:tcMar>
-              <w:top w:type="dxa" w:w="80"/>
-              <w:left w:type="dxa" w:w="120"/>
-              <w:bottom w:type="dxa" w:w="80"/>
-              <w:right w:type="dxa" w:w="120"/>
-            </w:tcMar>
-          </w:tcPr>
-          <w:p>
-            <w:pPr>
-              <w:spacing w:after="0" w:line="258"/>
-            </w:pPr>
-            <w:r>
-              <w:rPr>
-                <w:b w:val="false"/>
-                <w:bCs w:val="false"/>
-                <w:color w:val="1A1D26"/>
-                <w:sz w:val="19"/>
-                <w:szCs w:val="19"/>
-              </w:rPr>
-              <w:t xml:space="preserve">The same lookup again as a PDF attachment. Served, but nothing on the page links to it — the sheet offers Print instead. One argument in the server re-links it.</w:t>
+              <w:t xml:space="preserve">The lookup. Returns the printable sheet on success. This is the only route that reaches the Absolute API.</w:t>
             </w:r>
           </w:p>
         </w:tc>
